--- a/AI_Agents_and_Advanced_Fine_Tuning_Bootcamp/Research_Papers/Week_01_Paper_Reading_introduction_to_ai_agents.docx
+++ b/AI_Agents_and_Advanced_Fine_Tuning_Bootcamp/Research_Papers/Week_01_Paper_Reading_introduction_to_ai_agents.docx
@@ -322,6 +322,22 @@
           <w:sz w:val="22"/>
         </w:rPr>
         <w:t>Reflections feed into the Sunday discussion and the Wednesday quiz.</w:t>
+      </w:r>
+    </w:p>
+    <w:p>
+      <w:pPr>
+        <w:pBdr>
+          <w:bottom w:val="single" w:sz="6" w:space="1" w:color="1E2761"/>
+        </w:pBdr>
+      </w:pPr>
+    </w:p>
+    <w:p>
+      <w:r>
+        <w:rPr>
+          <w:color w:val="333333"/>
+          <w:sz w:val="18"/>
+        </w:rPr>
+        <w:t>© 2026 Proxiant Academy | info@proxiant.com | https://proxiant.ai/training</w:t>
       </w:r>
     </w:p>
     <w:sectPr>
